--- a/Example/Example_C.docx
+++ b/Example/Example_C.docx
@@ -964,7 +964,7 @@
           <w:sz w:val="22"/>
           <w:szCs w:val="22"/>
         </w:rPr>
-        <w:t>A.  1500 MW</w:t>
+        <w:t>A.  1000 MW</w:t>
       </w:r>
     </w:p>
     <w:p>
@@ -983,7 +983,7 @@
           <w:sz w:val="22"/>
           <w:szCs w:val="22"/>
         </w:rPr>
-        <w:t>B.  500 MW</w:t>
+        <w:t>B.  2500 MW</w:t>
       </w:r>
     </w:p>
     <w:p>
@@ -1002,7 +1002,7 @@
           <w:sz w:val="22"/>
           <w:szCs w:val="22"/>
         </w:rPr>
-        <w:t>C.  1000 MW</w:t>
+        <w:t>C.  500 MW</w:t>
       </w:r>
     </w:p>
     <w:p>
@@ -1021,7 +1021,7 @@
           <w:sz w:val="22"/>
           <w:szCs w:val="22"/>
         </w:rPr>
-        <w:t>D.  2500 MW</w:t>
+        <w:t>D.  1500 MW</w:t>
       </w:r>
     </w:p>
     <w:p>
@@ -1243,14 +1243,6 @@
         <w:t>A.  </w:t>
       </w:r>
       <m:oMath>
-        <m:r>
-          <w:rPr>
-            <w:rFonts w:ascii="Cambria Math" w:cs="Arial" w:hAnsi="Cambria Math"/>
-            <w:sz w:val="22"/>
-            <w:szCs w:val="22"/>
-          </w:rPr>
-          <m:t>4 </m:t>
-        </m:r>
         <m:sSub>
           <m:sSubPr>
             <m:ctrlPr>
@@ -1303,6 +1295,14 @@
         <w:t>B.  </w:t>
       </w:r>
       <m:oMath>
+        <m:r>
+          <w:rPr>
+            <w:rFonts w:ascii="Cambria Math" w:cs="Arial" w:hAnsi="Cambria Math"/>
+            <w:sz w:val="22"/>
+            <w:szCs w:val="22"/>
+          </w:rPr>
+          <m:t>4 </m:t>
+        </m:r>
         <m:sSub>
           <m:sSubPr>
             <m:ctrlPr>
